--- a/backend/templates/reinspection.docx
+++ b/backend/templates/reinspection.docx
@@ -64,13 +64,6 @@
                               </w:rPr>
                             </w:pPr>
                           </w:p>
-                          <w:p>
-                            <w:pPr>
-                              <w:rPr>
-                                <w:b/>
-                              </w:rPr>
-                            </w:pPr>
-                          </w:p>
                         </w:txbxContent>
                       </wps:txbx>
                       <wps:bodyPr rot="0" vert="horz" wrap="square" lIns="91440" tIns="45720" rIns="91440" bIns="45720" anchor="t" anchorCtr="0" upright="1">
@@ -98,13 +91,6 @@
                         </w:rPr>
                       </w:pPr>
                     </w:p>
-                    <w:p>
-                      <w:pPr>
-                        <w:rPr>
-                          <w:b/>
-                        </w:rPr>
-                      </w:pPr>
-                    </w:p>
                   </w:txbxContent>
                 </v:textbox>
               </v:rect>
@@ -192,209 +178,6 @@
         <w:jc w:val="center"/>
         <w:rPr>
           <w:rFonts w:ascii="Arial" w:hAnsi="Arial" w:eastAsia="Arial" w:cs="Arial"/>
-          <w:sz w:val="20"/>
-          <w:szCs w:val="20"/>
-        </w:rPr>
-      </w:pPr>
-      <w:r>
-        <w:rPr>
-          <w:rFonts w:ascii="Arial" w:hAnsi="Arial" w:eastAsia="Arial" w:cs="Arial"/>
-          <w:sz w:val="20"/>
-          <w:szCs w:val="20"/>
-        </w:rPr>
-        <w:tab/>
-      </w:r>
-      <w:r>
-        <w:rPr>
-          <w:rFonts w:ascii="Arial" w:hAnsi="Arial" w:eastAsia="Arial" w:cs="Arial"/>
-          <w:sz w:val="20"/>
-          <w:szCs w:val="20"/>
-        </w:rPr>
-        <w:tab/>
-      </w:r>
-      <w:r>
-        <w:rPr>
-          <w:rFonts w:ascii="Arial" w:hAnsi="Arial" w:eastAsia="Arial" w:cs="Arial"/>
-          <w:sz w:val="20"/>
-          <w:szCs w:val="20"/>
-        </w:rPr>
-        <w:tab/>
-      </w:r>
-      <w:r>
-        <w:rPr>
-          <w:rFonts w:ascii="Arial" w:hAnsi="Arial" w:eastAsia="Arial" w:cs="Arial"/>
-          <w:sz w:val="20"/>
-          <w:szCs w:val="20"/>
-        </w:rPr>
-        <w:tab/>
-      </w:r>
-      <w:r>
-        <w:rPr>
-          <w:rFonts w:ascii="Arial" w:hAnsi="Arial" w:eastAsia="Arial" w:cs="Arial"/>
-          <w:sz w:val="20"/>
-          <w:szCs w:val="20"/>
-        </w:rPr>
-        <w:tab/>
-      </w:r>
-      <w:r>
-        <w:rPr>
-          <w:rFonts w:ascii="Arial" w:hAnsi="Arial" w:eastAsia="Arial" w:cs="Arial"/>
-          <w:sz w:val="20"/>
-          <w:szCs w:val="20"/>
-        </w:rPr>
-        <w:tab/>
-      </w:r>
-      <w:r>
-        <w:rPr>
-          <w:rFonts w:ascii="Arial" w:hAnsi="Arial" w:eastAsia="Arial" w:cs="Arial"/>
-          <w:sz w:val="20"/>
-          <w:szCs w:val="20"/>
-        </w:rPr>
-        <w:tab/>
-      </w:r>
-      <w:r>
-        <w:rPr>
-          <w:rFonts w:ascii="Arial" w:hAnsi="Arial" w:eastAsia="Arial" w:cs="Arial"/>
-          <w:sz w:val="20"/>
-          <w:szCs w:val="20"/>
-        </w:rPr>
-        <w:tab/>
-      </w:r>
-      <w:r>
-        <w:rPr>
-          <w:rFonts w:ascii="Arial" w:hAnsi="Arial" w:eastAsia="Arial" w:cs="Arial"/>
-          <w:sz w:val="20"/>
-          <w:szCs w:val="20"/>
-        </w:rPr>
-        <w:tab/>
-      </w:r>
-      <w:r>
-        <w:rPr>
-          <w:rFonts w:ascii="Arial" w:hAnsi="Arial" w:eastAsia="Arial" w:cs="Arial"/>
-          <w:sz w:val="20"/>
-          <w:szCs w:val="20"/>
-        </w:rPr>
-        <w:tab/>
-      </w:r>
-      <w:r>
-        <w:rPr>
-          <w:rFonts w:ascii="Arial" w:hAnsi="Arial" w:eastAsia="Arial" w:cs="Arial"/>
-          <w:sz w:val="20"/>
-          <w:szCs w:val="20"/>
-        </w:rPr>
-        <w:tab/>
-      </w:r>
-      <w:r>
-        <w:rPr>
-          <w:rFonts w:ascii="Arial" w:hAnsi="Arial" w:eastAsia="Arial" w:cs="Arial"/>
-          <w:sz w:val="20"/>
-          <w:szCs w:val="20"/>
-        </w:rPr>
-        <w:tab/>
-      </w:r>
-      <w:r>
-        <w:rPr>
-          <w:rFonts w:ascii="Arial" w:hAnsi="Arial" w:eastAsia="Arial" w:cs="Arial"/>
-          <w:sz w:val="20"/>
-          <w:szCs w:val="20"/>
-        </w:rPr>
-        <w:tab/>
-      </w:r>
-      <w:r>
-        <w:rPr>
-          <w:rFonts w:ascii="Arial" w:hAnsi="Arial" w:eastAsia="Arial" w:cs="Arial"/>
-          <w:sz w:val="20"/>
-          <w:szCs w:val="20"/>
-        </w:rPr>
-        <w:tab/>
-      </w:r>
-      <w:r>
-        <w:rPr>
-          <w:rFonts w:ascii="Arial" w:hAnsi="Arial" w:eastAsia="Arial" w:cs="Arial"/>
-          <w:sz w:val="20"/>
-          <w:szCs w:val="20"/>
-        </w:rPr>
-        <w:tab/>
-      </w:r>
-      <w:r>
-        <w:rPr>
-          <w:rFonts w:ascii="Arial" w:hAnsi="Arial" w:eastAsia="Arial" w:cs="Arial"/>
-          <w:sz w:val="20"/>
-          <w:szCs w:val="20"/>
-        </w:rPr>
-        <w:tab/>
-      </w:r>
-      <w:r>
-        <w:rPr>
-          <w:rFonts w:ascii="Arial" w:hAnsi="Arial" w:eastAsia="Arial" w:cs="Arial"/>
-          <w:sz w:val="20"/>
-          <w:szCs w:val="20"/>
-        </w:rPr>
-        <w:tab/>
-      </w:r>
-      <w:r>
-        <w:rPr>
-          <w:rFonts w:ascii="Arial" w:hAnsi="Arial" w:eastAsia="Arial" w:cs="Arial"/>
-          <w:sz w:val="20"/>
-          <w:szCs w:val="20"/>
-        </w:rPr>
-        <w:tab/>
-      </w:r>
-      <w:r>
-        <w:rPr>
-          <w:rFonts w:ascii="Arial" w:hAnsi="Arial" w:eastAsia="Arial" w:cs="Arial"/>
-          <w:sz w:val="20"/>
-          <w:szCs w:val="20"/>
-        </w:rPr>
-        <w:tab/>
-      </w:r>
-      <w:r>
-        <w:rPr>
-          <w:rFonts w:ascii="Arial" w:hAnsi="Arial" w:eastAsia="Arial" w:cs="Arial"/>
-          <w:sz w:val="20"/>
-          <w:szCs w:val="20"/>
-        </w:rPr>
-        <w:t xml:space="preserve">                                      </w:t>
-      </w:r>
-      <w:r>
-        <w:rPr>
-          <w:rFonts w:ascii="Arial" w:hAnsi="Arial" w:eastAsia="Arial" w:cs="Arial"/>
-          <w:sz w:val="20"/>
-          <w:szCs w:val="20"/>
-        </w:rPr>
-        <w:tab/>
-      </w:r>
-      <w:r>
-        <w:rPr>
-          <w:rFonts w:ascii="Arial" w:hAnsi="Arial" w:eastAsia="Arial" w:cs="Arial"/>
-          <w:sz w:val="20"/>
-          <w:szCs w:val="20"/>
-        </w:rPr>
-        <w:tab/>
-      </w:r>
-      <w:r>
-        <w:rPr>
-          <w:rFonts w:ascii="Arial" w:hAnsi="Arial" w:eastAsia="Arial" w:cs="Arial"/>
-          <w:sz w:val="20"/>
-          <w:szCs w:val="20"/>
-        </w:rPr>
-        <w:tab/>
-      </w:r>
-      <w:r>
-        <w:rPr>
-          <w:rFonts w:ascii="Arial" w:hAnsi="Arial" w:eastAsia="Arial" w:cs="Arial"/>
-          <w:sz w:val="20"/>
-          <w:szCs w:val="20"/>
-        </w:rPr>
-        <w:tab/>
-      </w:r>
-    </w:p>
-    <w:p>
-      <w:pPr>
-        <w:spacing w:line="0" w:lineRule="atLeast"/>
-        <w:ind w:right="27"/>
-        <w:rPr>
-          <w:rFonts w:ascii="Arial" w:hAnsi="Arial" w:eastAsia="Arial" w:cs="Arial"/>
           <w:b/>
           <w:sz w:val="20"/>
           <w:szCs w:val="20"/>
@@ -411,10 +194,10 @@
               <wp:anchor distT="45720" distB="45720" distL="114300" distR="114300" simplePos="0" relativeHeight="251660288" behindDoc="1" locked="0" layoutInCell="1" allowOverlap="1">
                 <wp:simplePos x="0" y="0"/>
                 <wp:positionH relativeFrom="margin">
-                  <wp:posOffset>4098290</wp:posOffset>
+                  <wp:posOffset>4107815</wp:posOffset>
                 </wp:positionH>
                 <wp:positionV relativeFrom="paragraph">
-                  <wp:posOffset>95250</wp:posOffset>
+                  <wp:posOffset>190500</wp:posOffset>
                 </wp:positionV>
                 <wp:extent cx="2202815" cy="262255"/>
                 <wp:effectExtent l="0" t="0" r="0" b="4445"/>
@@ -498,7 +281,7 @@
           </mc:Choice>
           <mc:Fallback>
             <w:pict>
-              <v:shape id="Text Box 2" o:spid="_x0000_s1026" o:spt="202" type="#_x0000_t202" style="position:absolute;left:0pt;margin-left:322.7pt;margin-top:7.5pt;height:20.65pt;width:173.45pt;mso-position-horizontal-relative:margin;z-index:-251656192;mso-width-relative:page;mso-height-relative:page;" filled="f" stroked="f" coordsize="21600,21600" o:gfxdata="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">
+              <v:shape id="Text Box 2" o:spid="_x0000_s1026" o:spt="202" type="#_x0000_t202" style="position:absolute;left:0pt;margin-left:323.45pt;margin-top:15pt;height:20.65pt;width:173.45pt;mso-position-horizontal-relative:margin;z-index:-251656192;mso-width-relative:page;mso-height-relative:page;" filled="f" stroked="f" coordsize="21600,21600" o:gfxdata="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">
                 <v:fill on="f" focussize="0,0"/>
                 <v:stroke on="f" miterlimit="8" joinstyle="miter"/>
                 <v:imagedata o:title=""/>
@@ -557,11 +340,194 @@
       <w:r>
         <w:rPr>
           <w:rFonts w:ascii="Arial" w:hAnsi="Arial" w:eastAsia="Arial" w:cs="Arial"/>
-          <w:b/>
           <w:sz w:val="20"/>
           <w:szCs w:val="20"/>
         </w:rPr>
-        <w:t xml:space="preserve">     </w:t>
+        <w:tab/>
+      </w:r>
+      <w:r>
+        <w:rPr>
+          <w:rFonts w:ascii="Arial" w:hAnsi="Arial" w:eastAsia="Arial" w:cs="Arial"/>
+          <w:sz w:val="20"/>
+          <w:szCs w:val="20"/>
+        </w:rPr>
+        <w:tab/>
+      </w:r>
+      <w:r>
+        <w:rPr>
+          <w:rFonts w:ascii="Arial" w:hAnsi="Arial" w:eastAsia="Arial" w:cs="Arial"/>
+          <w:sz w:val="20"/>
+          <w:szCs w:val="20"/>
+        </w:rPr>
+        <w:tab/>
+      </w:r>
+      <w:r>
+        <w:rPr>
+          <w:rFonts w:ascii="Arial" w:hAnsi="Arial" w:eastAsia="Arial" w:cs="Arial"/>
+          <w:sz w:val="20"/>
+          <w:szCs w:val="20"/>
+        </w:rPr>
+        <w:tab/>
+      </w:r>
+      <w:r>
+        <w:rPr>
+          <w:rFonts w:ascii="Arial" w:hAnsi="Arial" w:eastAsia="Arial" w:cs="Arial"/>
+          <w:sz w:val="20"/>
+          <w:szCs w:val="20"/>
+        </w:rPr>
+        <w:tab/>
+      </w:r>
+      <w:r>
+        <w:rPr>
+          <w:rFonts w:ascii="Arial" w:hAnsi="Arial" w:eastAsia="Arial" w:cs="Arial"/>
+          <w:sz w:val="20"/>
+          <w:szCs w:val="20"/>
+        </w:rPr>
+        <w:tab/>
+      </w:r>
+      <w:r>
+        <w:rPr>
+          <w:rFonts w:ascii="Arial" w:hAnsi="Arial" w:eastAsia="Arial" w:cs="Arial"/>
+          <w:sz w:val="20"/>
+          <w:szCs w:val="20"/>
+        </w:rPr>
+        <w:tab/>
+      </w:r>
+      <w:r>
+        <w:rPr>
+          <w:rFonts w:ascii="Arial" w:hAnsi="Arial" w:eastAsia="Arial" w:cs="Arial"/>
+          <w:sz w:val="20"/>
+          <w:szCs w:val="20"/>
+        </w:rPr>
+        <w:tab/>
+      </w:r>
+      <w:r>
+        <w:rPr>
+          <w:rFonts w:ascii="Arial" w:hAnsi="Arial" w:eastAsia="Arial" w:cs="Arial"/>
+          <w:sz w:val="20"/>
+          <w:szCs w:val="20"/>
+        </w:rPr>
+        <w:tab/>
+      </w:r>
+      <w:r>
+        <w:rPr>
+          <w:rFonts w:ascii="Arial" w:hAnsi="Arial" w:eastAsia="Arial" w:cs="Arial"/>
+          <w:sz w:val="20"/>
+          <w:szCs w:val="20"/>
+        </w:rPr>
+        <w:tab/>
+      </w:r>
+      <w:r>
+        <w:rPr>
+          <w:rFonts w:ascii="Arial" w:hAnsi="Arial" w:eastAsia="Arial" w:cs="Arial"/>
+          <w:sz w:val="20"/>
+          <w:szCs w:val="20"/>
+        </w:rPr>
+        <w:tab/>
+      </w:r>
+      <w:r>
+        <w:rPr>
+          <w:rFonts w:ascii="Arial" w:hAnsi="Arial" w:eastAsia="Arial" w:cs="Arial"/>
+          <w:sz w:val="20"/>
+          <w:szCs w:val="20"/>
+        </w:rPr>
+        <w:tab/>
+      </w:r>
+      <w:r>
+        <w:rPr>
+          <w:rFonts w:ascii="Arial" w:hAnsi="Arial" w:eastAsia="Arial" w:cs="Arial"/>
+          <w:sz w:val="20"/>
+          <w:szCs w:val="20"/>
+        </w:rPr>
+        <w:tab/>
+      </w:r>
+      <w:r>
+        <w:rPr>
+          <w:rFonts w:ascii="Arial" w:hAnsi="Arial" w:eastAsia="Arial" w:cs="Arial"/>
+          <w:sz w:val="20"/>
+          <w:szCs w:val="20"/>
+        </w:rPr>
+        <w:tab/>
+      </w:r>
+      <w:r>
+        <w:rPr>
+          <w:rFonts w:ascii="Arial" w:hAnsi="Arial" w:eastAsia="Arial" w:cs="Arial"/>
+          <w:sz w:val="20"/>
+          <w:szCs w:val="20"/>
+        </w:rPr>
+        <w:tab/>
+      </w:r>
+      <w:r>
+        <w:rPr>
+          <w:rFonts w:ascii="Arial" w:hAnsi="Arial" w:eastAsia="Arial" w:cs="Arial"/>
+          <w:sz w:val="20"/>
+          <w:szCs w:val="20"/>
+        </w:rPr>
+        <w:tab/>
+      </w:r>
+      <w:r>
+        <w:rPr>
+          <w:rFonts w:ascii="Arial" w:hAnsi="Arial" w:eastAsia="Arial" w:cs="Arial"/>
+          <w:sz w:val="20"/>
+          <w:szCs w:val="20"/>
+        </w:rPr>
+        <w:tab/>
+      </w:r>
+      <w:r>
+        <w:rPr>
+          <w:rFonts w:ascii="Arial" w:hAnsi="Arial" w:eastAsia="Arial" w:cs="Arial"/>
+          <w:sz w:val="20"/>
+          <w:szCs w:val="20"/>
+        </w:rPr>
+        <w:tab/>
+      </w:r>
+      <w:r>
+        <w:rPr>
+          <w:rFonts w:ascii="Arial" w:hAnsi="Arial" w:eastAsia="Arial" w:cs="Arial"/>
+          <w:sz w:val="20"/>
+          <w:szCs w:val="20"/>
+        </w:rPr>
+        <w:tab/>
+      </w:r>
+      <w:r>
+        <w:rPr>
+          <w:rFonts w:ascii="Arial" w:hAnsi="Arial" w:eastAsia="Arial" w:cs="Arial"/>
+          <w:sz w:val="20"/>
+          <w:szCs w:val="20"/>
+        </w:rPr>
+        <w:t xml:space="preserve">                                      </w:t>
+      </w:r>
+      <w:r>
+        <w:rPr>
+          <w:rFonts w:ascii="Arial" w:hAnsi="Arial" w:eastAsia="Arial" w:cs="Arial"/>
+          <w:sz w:val="20"/>
+          <w:szCs w:val="20"/>
+        </w:rPr>
+        <w:tab/>
+      </w:r>
+      <w:r>
+        <w:rPr>
+          <w:rFonts w:ascii="Arial" w:hAnsi="Arial" w:eastAsia="Arial" w:cs="Arial"/>
+          <w:sz w:val="20"/>
+          <w:szCs w:val="20"/>
+        </w:rPr>
+        <w:tab/>
+      </w:r>
+      <w:r>
+        <w:rPr>
+          <w:rFonts w:ascii="Arial" w:hAnsi="Arial" w:eastAsia="Arial" w:cs="Arial"/>
+          <w:sz w:val="20"/>
+          <w:szCs w:val="20"/>
+        </w:rPr>
+        <w:tab/>
+      </w:r>
+      <w:r>
+        <w:rPr>
+          <w:rFonts w:ascii="Arial" w:hAnsi="Arial" w:eastAsia="Arial" w:cs="Arial"/>
+          <w:sz w:val="20"/>
+          <w:szCs w:val="20"/>
+        </w:rPr>
+        <w:tab/>
       </w:r>
     </w:p>
     <w:p>
@@ -933,6 +899,8 @@
         </w:rPr>
         <w:tab/>
       </w:r>
+      <w:bookmarkStart w:id="0" w:name="_GoBack"/>
+      <w:bookmarkEnd w:id="0"/>
       <w:r>
         <w:rPr>
           <w:rFonts w:ascii="Arial" w:hAnsi="Arial" w:eastAsia="Arial" w:cs="Arial"/>
@@ -1337,8 +1305,9 @@
               <w:spacing w:line="0" w:lineRule="atLeast"/>
               <w:ind w:right="27"/>
               <w:rPr>
-                <w:rFonts w:ascii="Arial" w:hAnsi="Arial" w:eastAsia="Arial" w:cs="Arial"/>
-                <w:b/>
+                <w:rFonts w:hint="default" w:ascii="Arial" w:hAnsi="Arial" w:eastAsia="Arial" w:cs="Arial"/>
+                <w:b/>
+                <w:lang w:val="en-US"/>
               </w:rPr>
             </w:pPr>
             <w:r>
@@ -1381,12 +1350,124 @@
               </w:rPr>
               <w:t>}</w:t>
             </w:r>
-            <w:r>
-              <w:rPr>
-                <w:rFonts w:ascii="Arial" w:hAnsi="Arial" w:eastAsia="Arial" w:cs="Arial"/>
-                <w:b/>
-              </w:rPr>
-              <w:t xml:space="preserve">      </w:t>
+          </w:p>
+          <w:p>
+            <w:pPr>
+              <w:widowControl w:val="0"/>
+              <w:suppressAutoHyphens/>
+              <w:spacing w:line="0" w:lineRule="atLeast"/>
+              <w:ind w:right="27"/>
+              <w:rPr>
+                <w:rFonts w:hint="default" w:ascii="Arial" w:hAnsi="Arial" w:eastAsia="Arial" w:cs="Arial"/>
+                <w:b/>
+                <w:lang w:val="en-US"/>
+              </w:rPr>
+            </w:pPr>
+            <w:r>
+              <w:rPr>
+                <w:rFonts w:hint="default" w:ascii="Arial" w:hAnsi="Arial" w:eastAsia="Arial" w:cs="Arial"/>
+                <w:b/>
+                <w:lang w:val="en-US"/>
+              </w:rPr>
+              <w:t>{INSPECTOR_4} {</w:t>
+            </w:r>
+            <w:r>
+              <w:rPr>
+                <w:rFonts w:hint="default" w:ascii="Arial" w:hAnsi="Arial" w:eastAsia="Arial" w:cs="Arial"/>
+                <w:b/>
+                <w:lang w:val="en-PH"/>
+              </w:rPr>
+              <w:t>INSPECTOR_</w:t>
+            </w:r>
+            <w:r>
+              <w:rPr>
+                <w:rFonts w:hint="default" w:ascii="Arial" w:hAnsi="Arial" w:eastAsia="Arial" w:cs="Arial"/>
+                <w:b/>
+                <w:lang w:val="en-US"/>
+              </w:rPr>
+              <w:t>4_</w:t>
+            </w:r>
+            <w:r>
+              <w:rPr>
+                <w:rFonts w:hint="default" w:ascii="Arial" w:hAnsi="Arial" w:eastAsia="Arial" w:cs="Arial"/>
+                <w:b/>
+                <w:lang w:val="en-PH"/>
+              </w:rPr>
+              <w:t>SERIAL</w:t>
+            </w:r>
+            <w:r>
+              <w:rPr>
+                <w:rFonts w:hint="default" w:ascii="Arial" w:hAnsi="Arial" w:eastAsia="Arial" w:cs="Arial"/>
+                <w:b/>
+                <w:lang w:val="en-US"/>
+              </w:rPr>
+              <w:t>}</w:t>
+            </w:r>
+            <w:r>
+              <w:rPr>
+                <w:rFonts w:ascii="Arial" w:hAnsi="Arial" w:eastAsia="Arial" w:cs="Arial"/>
+                <w:b/>
+              </w:rPr>
+              <w:t xml:space="preserve"> </w:t>
+            </w:r>
+          </w:p>
+          <w:p>
+            <w:pPr>
+              <w:widowControl w:val="0"/>
+              <w:suppressAutoHyphens/>
+              <w:spacing w:line="0" w:lineRule="atLeast"/>
+              <w:ind w:right="27"/>
+              <w:rPr>
+                <w:rFonts w:ascii="Arial" w:hAnsi="Arial" w:eastAsia="Arial" w:cs="Arial"/>
+                <w:b/>
+              </w:rPr>
+            </w:pPr>
+            <w:r>
+              <w:rPr>
+                <w:rFonts w:hint="default" w:ascii="Arial" w:hAnsi="Arial" w:eastAsia="Arial" w:cs="Arial"/>
+                <w:b/>
+                <w:lang w:val="en-US"/>
+              </w:rPr>
+              <w:t>{INSPECTOR_5} {</w:t>
+            </w:r>
+            <w:r>
+              <w:rPr>
+                <w:rFonts w:hint="default" w:ascii="Arial" w:hAnsi="Arial" w:eastAsia="Arial" w:cs="Arial"/>
+                <w:b/>
+                <w:lang w:val="en-PH"/>
+              </w:rPr>
+              <w:t>INSPECTOR_</w:t>
+            </w:r>
+            <w:r>
+              <w:rPr>
+                <w:rFonts w:hint="default" w:ascii="Arial" w:hAnsi="Arial" w:eastAsia="Arial" w:cs="Arial"/>
+                <w:b/>
+                <w:lang w:val="en-US"/>
+              </w:rPr>
+              <w:t>5_</w:t>
+            </w:r>
+            <w:r>
+              <w:rPr>
+                <w:rFonts w:hint="default" w:ascii="Arial" w:hAnsi="Arial" w:eastAsia="Arial" w:cs="Arial"/>
+                <w:b/>
+                <w:lang w:val="en-PH"/>
+              </w:rPr>
+              <w:t>SERIAL</w:t>
+            </w:r>
+            <w:r>
+              <w:rPr>
+                <w:rFonts w:hint="default" w:ascii="Arial" w:hAnsi="Arial" w:eastAsia="Arial" w:cs="Arial"/>
+                <w:b/>
+                <w:lang w:val="en-US"/>
+              </w:rPr>
+              <w:t>}</w:t>
+            </w:r>
+            <w:r>
+              <w:rPr>
+                <w:rFonts w:ascii="Arial" w:hAnsi="Arial" w:eastAsia="Arial" w:cs="Arial"/>
+                <w:b/>
+              </w:rPr>
+              <w:t xml:space="preserve">     </w:t>
             </w:r>
           </w:p>
         </w:tc>
@@ -3163,13 +3244,6 @@
     <w:p>
       <w:pPr>
         <w:textAlignment w:val="baseline"/>
-        <w:rPr>
-          <w:rFonts w:ascii="Arial" w:hAnsi="Arial" w:eastAsia="Arial" w:cs="Arial"/>
-          <w:b/>
-          <w:i/>
-          <w:sz w:val="12"/>
-          <w:szCs w:val="12"/>
-        </w:rPr>
       </w:pPr>
       <w:r>
         <w:rPr>
@@ -3210,7 +3284,6 @@
         <w:t xml:space="preserve"> </w:t>
       </w:r>
     </w:p>
-    <w:p/>
     <w:sectPr>
       <w:headerReference r:id="rId5" w:type="default"/>
       <w:footerReference r:id="rId6" w:type="default"/>

--- a/backend/templates/reinspection.docx
+++ b/backend/templates/reinspection.docx
@@ -899,8 +899,6 @@
         </w:rPr>
         <w:tab/>
       </w:r>
-      <w:bookmarkStart w:id="0" w:name="_GoBack"/>
-      <w:bookmarkEnd w:id="0"/>
       <w:r>
         <w:rPr>
           <w:rFonts w:ascii="Arial" w:hAnsi="Arial" w:eastAsia="Arial" w:cs="Arial"/>
@@ -2415,22 +2413,26 @@
           </w:p>
           <w:p>
             <w:pPr>
-              <w:spacing w:line="0" w:lineRule="atLeast"/>
-              <w:ind w:right="-360"/>
               <w:jc w:val="center"/>
               <w:rPr>
-                <w:rFonts w:ascii="Arial" w:hAnsi="Arial" w:eastAsia="Arial" w:cs="Arial"/>
-                <w:b/>
+                <w:rFonts w:hint="default" w:ascii="Arial" w:hAnsi="Arial" w:cs="Arial"/>
+                <w:b/>
+                <w:bCs/>
               </w:rPr>
             </w:pPr>
-            <w:r>
-              <w:rPr>
-                <w:rFonts w:ascii="Arial" w:hAnsi="Arial" w:eastAsia="Arial" w:cs="Arial"/>
-                <w:b/>
-              </w:rPr>
-              <w:t>Chief, Fire Safety Enforcement Section</w:t>
+            <w:bookmarkStart w:id="0" w:name="_GoBack"/>
+            <w:r>
+              <w:rPr>
+                <w:rFonts w:hint="default" w:ascii="Arial" w:hAnsi="Arial" w:eastAsia="SimSun" w:cs="Arial"/>
+                <w:b/>
+                <w:bCs/>
+                <w:sz w:val="24"/>
+                <w:szCs w:val="24"/>
+              </w:rPr>
+              <w:t>{CHIEF_POSITION}</w:t>
             </w:r>
           </w:p>
+          <w:bookmarkEnd w:id="0"/>
           <w:p>
             <w:pPr>
               <w:spacing w:line="0" w:lineRule="atLeast"/>

--- a/backend/templates/reinspection.docx
+++ b/backend/templates/reinspection.docx
@@ -11,6 +11,8 @@
           <w:szCs w:val="24"/>
         </w:rPr>
       </w:pPr>
+      <w:bookmarkStart w:id="0" w:name="_GoBack"/>
+      <w:bookmarkEnd w:id="0"/>
       <w:r>
         <w:rPr>
           <w:rFonts w:ascii="Arial" w:hAnsi="Arial" w:cs="Arial"/>
@@ -2418,21 +2420,21 @@
                 <w:rFonts w:hint="default" w:ascii="Arial" w:hAnsi="Arial" w:cs="Arial"/>
                 <w:b/>
                 <w:bCs/>
+                <w:sz w:val="22"/>
+                <w:szCs w:val="22"/>
               </w:rPr>
             </w:pPr>
-            <w:bookmarkStart w:id="0" w:name="_GoBack"/>
             <w:r>
               <w:rPr>
                 <w:rFonts w:hint="default" w:ascii="Arial" w:hAnsi="Arial" w:eastAsia="SimSun" w:cs="Arial"/>
                 <w:b/>
                 <w:bCs/>
-                <w:sz w:val="24"/>
-                <w:szCs w:val="24"/>
+                <w:sz w:val="22"/>
+                <w:szCs w:val="22"/>
               </w:rPr>
               <w:t>{CHIEF_POSITION}</w:t>
             </w:r>
           </w:p>
-          <w:bookmarkEnd w:id="0"/>
           <w:p>
             <w:pPr>
               <w:spacing w:line="0" w:lineRule="atLeast"/>
@@ -3615,7 +3617,7 @@
         </mc:Choice>
         <mc:Fallback>
           <w:pict>
-            <v:group id="_x0000_s1026" o:spid="_x0000_s1026" o:spt="203" style="position:absolute;left:0pt;margin-left:-9.9pt;margin-top:14.4pt;height:80.9pt;width:518.55pt;z-index:251659264;mso-width-relative:page;mso-height-relative:page;" coordorigin="0,107004" coordsize="6585625,1027606" o:gfxdata="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">
+            <v:group id="_x0000_s1026" o:spid="_x0000_s1026" o:spt="203" style="position:absolute;left:0pt;margin-left:-9.9pt;margin-top:14.4pt;height:80.9pt;width:518.55pt;z-index:251659264;mso-width-relative:page;mso-height-relative:page;" coordorigin="0,107004" coordsize="6585625,1027606" o:gfxdata="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">
               <o:lock v:ext="edit" aspectratio="f"/>
               <v:rect id="Rectangle 10" o:spid="_x0000_s1026" o:spt="1" style="position:absolute;left:0;top:145908;height:970400;width:6585625;v-text-anchor:middle;" fillcolor="#FFFFFF [3201]" filled="t" stroked="t" coordsize="21600,21600" o:gfxdata="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">
                 <v:fill on="t" focussize="0,0"/>

--- a/backend/templates/reinspection.docx
+++ b/backend/templates/reinspection.docx
@@ -11,8 +11,6 @@
           <w:szCs w:val="24"/>
         </w:rPr>
       </w:pPr>
-      <w:bookmarkStart w:id="0" w:name="_GoBack"/>
-      <w:bookmarkEnd w:id="0"/>
       <w:r>
         <w:rPr>
           <w:rFonts w:ascii="Arial" w:hAnsi="Arial" w:cs="Arial"/>
@@ -2600,16 +2598,18 @@
               <w:ind w:right="-360"/>
               <w:jc w:val="center"/>
               <w:rPr>
-                <w:rFonts w:ascii="Arial" w:hAnsi="Arial" w:eastAsia="Arial" w:cs="Arial"/>
-                <w:b/>
+                <w:rFonts w:hint="default" w:ascii="Arial" w:hAnsi="Arial" w:eastAsia="Arial" w:cs="Arial"/>
+                <w:b/>
+                <w:lang w:val="en-US"/>
               </w:rPr>
             </w:pPr>
             <w:r>
               <w:rPr>
-                <w:rFonts w:ascii="Arial" w:hAnsi="Arial" w:eastAsia="Arial" w:cs="Arial"/>
-                <w:b/>
-              </w:rPr>
-              <w:t>DISTRICT FIRE DIRECTOR</w:t>
+                <w:rFonts w:hint="default" w:ascii="Arial" w:hAnsi="Arial" w:eastAsia="Arial" w:cs="Arial"/>
+                <w:b/>
+                <w:lang w:val="en-US"/>
+              </w:rPr>
+              <w:t>{MARSHAL_POSITION}</w:t>
             </w:r>
           </w:p>
           <w:p>
